--- a/testakten/corporate-contract-law-vertrieb-messtechnik-bremen/04_Herstellervertrag_DE_2026-08-20.docx
+++ b/testakten/corporate-contract-law-vertrieb-messtechnik-bremen/04_Herstellervertrag_DE_2026-08-20.docx
@@ -18,6 +18,8 @@
     <w:p>
       <w:pPr>
         <w:pStyle w:val="Heading1"/>
+        <w:keepNext/>
+        <w:spacing w:after="0"/>
       </w:pPr>
       <w:r>
         <w:t>1 Vertragsparteien und Vertragsprodukte</w:t>
@@ -25,11 +27,33 @@
     </w:p>
     <w:p>
       <w:pPr>
+        <w:keepNext/>
+        <w:spacing w:before="0" w:after="0" w:line="220" w:lineRule="exact"/>
+        <w:rPr>
+          <w:sz w:val="22"/>
+          <w:szCs w:val="22"/>
+        </w:rPr>
+      </w:pPr>
+    </w:p>
+    <w:p>
+      <w:pPr>
         <w:pStyle w:val="Heading2"/>
+        <w:keepNext/>
+        <w:spacing w:after="0"/>
       </w:pPr>
       <w:r>
         <w:t>1.1 Parteien</w:t>
       </w:r>
+    </w:p>
+    <w:p>
+      <w:pPr>
+        <w:keepNext/>
+        <w:spacing w:before="0" w:after="0" w:line="220" w:lineRule="exact"/>
+        <w:rPr>
+          <w:sz w:val="22"/>
+          <w:szCs w:val="22"/>
+        </w:rPr>
+      </w:pPr>
     </w:p>
     <w:p>
       <w:r>
@@ -39,10 +63,22 @@
     <w:p>
       <w:pPr>
         <w:pStyle w:val="Heading2"/>
+        <w:keepNext/>
+        <w:spacing w:after="0"/>
       </w:pPr>
       <w:r>
         <w:t>1.2 Produkte</w:t>
       </w:r>
+    </w:p>
+    <w:p>
+      <w:pPr>
+        <w:keepNext/>
+        <w:spacing w:before="0" w:after="0" w:line="220" w:lineRule="exact"/>
+        <w:rPr>
+          <w:sz w:val="22"/>
+          <w:szCs w:val="22"/>
+        </w:rPr>
+      </w:pPr>
     </w:p>
     <w:p>
       <w:r>
@@ -52,6 +88,8 @@
     <w:p>
       <w:pPr>
         <w:pStyle w:val="Heading1"/>
+        <w:keepNext/>
+        <w:spacing w:after="0"/>
       </w:pPr>
       <w:r>
         <w:t>2 Einkauf und Wiederverkauf</w:t>
@@ -59,11 +97,33 @@
     </w:p>
     <w:p>
       <w:pPr>
+        <w:keepNext/>
+        <w:spacing w:before="0" w:after="0" w:line="220" w:lineRule="exact"/>
+        <w:rPr>
+          <w:sz w:val="22"/>
+          <w:szCs w:val="22"/>
+        </w:rPr>
+      </w:pPr>
+    </w:p>
+    <w:p>
+      <w:pPr>
         <w:pStyle w:val="Heading2"/>
+        <w:keepNext/>
+        <w:spacing w:after="0"/>
       </w:pPr>
       <w:r>
         <w:t>2.1 Eigenes Geschäft</w:t>
       </w:r>
+    </w:p>
+    <w:p>
+      <w:pPr>
+        <w:keepNext/>
+        <w:spacing w:before="0" w:after="0" w:line="220" w:lineRule="exact"/>
+        <w:rPr>
+          <w:sz w:val="22"/>
+          <w:szCs w:val="22"/>
+        </w:rPr>
+      </w:pPr>
     </w:p>
     <w:p>
       <w:r>
@@ -73,10 +133,22 @@
     <w:p>
       <w:pPr>
         <w:pStyle w:val="Heading2"/>
+        <w:keepNext/>
+        <w:spacing w:after="0"/>
       </w:pPr>
       <w:r>
         <w:t>2.2 Vergütung</w:t>
       </w:r>
+    </w:p>
+    <w:p>
+      <w:pPr>
+        <w:keepNext/>
+        <w:spacing w:before="0" w:after="0" w:line="220" w:lineRule="exact"/>
+        <w:rPr>
+          <w:sz w:val="22"/>
+          <w:szCs w:val="22"/>
+        </w:rPr>
+      </w:pPr>
     </w:p>
     <w:p>
       <w:r>
@@ -86,6 +158,8 @@
     <w:p>
       <w:pPr>
         <w:pStyle w:val="Heading1"/>
+        <w:keepNext/>
+        <w:spacing w:after="0"/>
       </w:pPr>
       <w:r>
         <w:t>3 Gebiet und Direktkunden</w:t>
@@ -93,11 +167,33 @@
     </w:p>
     <w:p>
       <w:pPr>
+        <w:keepNext/>
+        <w:spacing w:before="0" w:after="0" w:line="220" w:lineRule="exact"/>
+        <w:rPr>
+          <w:sz w:val="22"/>
+          <w:szCs w:val="22"/>
+        </w:rPr>
+      </w:pPr>
+    </w:p>
+    <w:p>
+      <w:pPr>
         <w:pStyle w:val="Heading2"/>
+        <w:keepNext/>
+        <w:spacing w:after="0"/>
       </w:pPr>
       <w:r>
         <w:t>3.1 Italien</w:t>
       </w:r>
+    </w:p>
+    <w:p>
+      <w:pPr>
+        <w:keepNext/>
+        <w:spacing w:before="0" w:after="0" w:line="220" w:lineRule="exact"/>
+        <w:rPr>
+          <w:sz w:val="22"/>
+          <w:szCs w:val="22"/>
+        </w:rPr>
+      </w:pPr>
     </w:p>
     <w:p>
       <w:r>
@@ -107,10 +203,22 @@
     <w:p>
       <w:pPr>
         <w:pStyle w:val="Heading2"/>
+        <w:keepNext/>
+        <w:spacing w:after="0"/>
       </w:pPr>
       <w:r>
         <w:t>3.2 Vorbehaltene Kunden</w:t>
       </w:r>
+    </w:p>
+    <w:p>
+      <w:pPr>
+        <w:keepNext/>
+        <w:spacing w:before="0" w:after="0" w:line="220" w:lineRule="exact"/>
+        <w:rPr>
+          <w:sz w:val="22"/>
+          <w:szCs w:val="22"/>
+        </w:rPr>
+      </w:pPr>
     </w:p>
     <w:p>
       <w:r>
@@ -120,10 +228,22 @@
     <w:p>
       <w:pPr>
         <w:pStyle w:val="Heading2"/>
+        <w:keepNext/>
+        <w:spacing w:after="0"/>
       </w:pPr>
       <w:r>
         <w:t>3.3 Weitere Direktgeschäfte</w:t>
       </w:r>
+    </w:p>
+    <w:p>
+      <w:pPr>
+        <w:keepNext/>
+        <w:spacing w:before="0" w:after="0" w:line="220" w:lineRule="exact"/>
+        <w:rPr>
+          <w:sz w:val="22"/>
+          <w:szCs w:val="22"/>
+        </w:rPr>
+      </w:pPr>
     </w:p>
     <w:p>
       <w:r>
@@ -133,6 +253,8 @@
     <w:p>
       <w:pPr>
         <w:pStyle w:val="Heading1"/>
+        <w:keepNext/>
+        <w:spacing w:after="0"/>
       </w:pPr>
       <w:r>
         <w:t>4 Onlinevertrieb und Außenauftritt</w:t>
@@ -140,11 +262,33 @@
     </w:p>
     <w:p>
       <w:pPr>
+        <w:keepNext/>
+        <w:spacing w:before="0" w:after="0" w:line="220" w:lineRule="exact"/>
+        <w:rPr>
+          <w:sz w:val="22"/>
+          <w:szCs w:val="22"/>
+        </w:rPr>
+      </w:pPr>
+    </w:p>
+    <w:p>
+      <w:pPr>
         <w:pStyle w:val="Heading2"/>
+        <w:keepNext/>
+        <w:spacing w:after="0"/>
       </w:pPr>
       <w:r>
         <w:t>4.1 Bestellwege</w:t>
       </w:r>
+    </w:p>
+    <w:p>
+      <w:pPr>
+        <w:keepNext/>
+        <w:spacing w:before="0" w:after="0" w:line="220" w:lineRule="exact"/>
+        <w:rPr>
+          <w:sz w:val="22"/>
+          <w:szCs w:val="22"/>
+        </w:rPr>
+      </w:pPr>
     </w:p>
     <w:p>
       <w:r>
@@ -154,10 +298,22 @@
     <w:p>
       <w:pPr>
         <w:pStyle w:val="Heading2"/>
+        <w:keepNext/>
+        <w:spacing w:after="0"/>
       </w:pPr>
       <w:r>
         <w:t>4.2 Herstellerportal</w:t>
       </w:r>
+    </w:p>
+    <w:p>
+      <w:pPr>
+        <w:keepNext/>
+        <w:spacing w:before="0" w:after="0" w:line="220" w:lineRule="exact"/>
+        <w:rPr>
+          <w:sz w:val="22"/>
+          <w:szCs w:val="22"/>
+        </w:rPr>
+      </w:pPr>
     </w:p>
     <w:p>
       <w:r>
@@ -167,10 +323,22 @@
     <w:p>
       <w:pPr>
         <w:pStyle w:val="Heading2"/>
+        <w:keepNext/>
+        <w:spacing w:after="0"/>
       </w:pPr>
       <w:r>
         <w:t>4.3 Kennzeichen und Werbung</w:t>
       </w:r>
+    </w:p>
+    <w:p>
+      <w:pPr>
+        <w:keepNext/>
+        <w:spacing w:before="0" w:after="0" w:line="220" w:lineRule="exact"/>
+        <w:rPr>
+          <w:sz w:val="22"/>
+          <w:szCs w:val="22"/>
+        </w:rPr>
+      </w:pPr>
     </w:p>
     <w:p>
       <w:r>
@@ -180,6 +348,8 @@
     <w:p>
       <w:pPr>
         <w:pStyle w:val="Heading1"/>
+        <w:keepNext/>
+        <w:spacing w:after="0"/>
       </w:pPr>
       <w:r>
         <w:t>5 Mindestbezug und Planung</w:t>
@@ -187,11 +357,33 @@
     </w:p>
     <w:p>
       <w:pPr>
+        <w:keepNext/>
+        <w:spacing w:before="0" w:after="0" w:line="220" w:lineRule="exact"/>
+        <w:rPr>
+          <w:sz w:val="22"/>
+          <w:szCs w:val="22"/>
+        </w:rPr>
+      </w:pPr>
+    </w:p>
+    <w:p>
+      <w:pPr>
         <w:pStyle w:val="Heading2"/>
+        <w:keepNext/>
+        <w:spacing w:after="0"/>
       </w:pPr>
       <w:r>
         <w:t>5.1 Jahresbeträge</w:t>
       </w:r>
+    </w:p>
+    <w:p>
+      <w:pPr>
+        <w:keepNext/>
+        <w:spacing w:before="0" w:after="0" w:line="220" w:lineRule="exact"/>
+        <w:rPr>
+          <w:sz w:val="22"/>
+          <w:szCs w:val="22"/>
+        </w:rPr>
+      </w:pPr>
     </w:p>
     <w:p>
       <w:r>
@@ -201,10 +393,22 @@
     <w:p>
       <w:pPr>
         <w:pStyle w:val="Heading2"/>
+        <w:keepNext/>
+        <w:spacing w:after="0"/>
       </w:pPr>
       <w:r>
         <w:t>5.2 Folge einer Unterschreitung</w:t>
       </w:r>
+    </w:p>
+    <w:p>
+      <w:pPr>
+        <w:keepNext/>
+        <w:spacing w:before="0" w:after="0" w:line="220" w:lineRule="exact"/>
+        <w:rPr>
+          <w:sz w:val="22"/>
+          <w:szCs w:val="22"/>
+        </w:rPr>
+      </w:pPr>
     </w:p>
     <w:p>
       <w:r>
@@ -214,10 +418,22 @@
     <w:p>
       <w:pPr>
         <w:pStyle w:val="Heading2"/>
+        <w:keepNext/>
+        <w:spacing w:after="0"/>
       </w:pPr>
       <w:r>
         <w:t>5.3 Forecast</w:t>
       </w:r>
+    </w:p>
+    <w:p>
+      <w:pPr>
+        <w:keepNext/>
+        <w:spacing w:before="0" w:after="0" w:line="220" w:lineRule="exact"/>
+        <w:rPr>
+          <w:sz w:val="22"/>
+          <w:szCs w:val="22"/>
+        </w:rPr>
+      </w:pPr>
     </w:p>
     <w:p>
       <w:r>
@@ -227,10 +443,22 @@
     <w:p>
       <w:pPr>
         <w:pStyle w:val="Heading1"/>
+        <w:keepNext/>
+        <w:spacing w:after="0"/>
       </w:pPr>
       <w:r>
         <w:t>6 Bestellungen und Änderungen</w:t>
       </w:r>
+    </w:p>
+    <w:p>
+      <w:pPr>
+        <w:keepNext/>
+        <w:spacing w:before="0" w:after="0" w:line="220" w:lineRule="exact"/>
+        <w:rPr>
+          <w:sz w:val="22"/>
+          <w:szCs w:val="22"/>
+        </w:rPr>
+      </w:pPr>
     </w:p>
     <w:p>
       <w:r>
@@ -240,6 +468,8 @@
     <w:p>
       <w:pPr>
         <w:pStyle w:val="Heading1"/>
+        <w:keepNext/>
+        <w:spacing w:after="0"/>
       </w:pPr>
       <w:r>
         <w:t>7 Preise und Zahlung</w:t>
@@ -247,11 +477,33 @@
     </w:p>
     <w:p>
       <w:pPr>
+        <w:keepNext/>
+        <w:spacing w:before="0" w:after="0" w:line="220" w:lineRule="exact"/>
+        <w:rPr>
+          <w:sz w:val="22"/>
+          <w:szCs w:val="22"/>
+        </w:rPr>
+      </w:pPr>
+    </w:p>
+    <w:p>
+      <w:pPr>
         <w:pStyle w:val="Heading2"/>
+        <w:keepNext/>
+        <w:spacing w:after="0"/>
       </w:pPr>
       <w:r>
         <w:t>7.1 Einkaufspreise</w:t>
       </w:r>
+    </w:p>
+    <w:p>
+      <w:pPr>
+        <w:keepNext/>
+        <w:spacing w:before="0" w:after="0" w:line="220" w:lineRule="exact"/>
+        <w:rPr>
+          <w:sz w:val="22"/>
+          <w:szCs w:val="22"/>
+        </w:rPr>
+      </w:pPr>
     </w:p>
     <w:p>
       <w:r>
@@ -261,10 +513,22 @@
     <w:p>
       <w:pPr>
         <w:pStyle w:val="Heading2"/>
+        <w:keepNext/>
+        <w:spacing w:after="0"/>
       </w:pPr>
       <w:r>
         <w:t>7.2 Zahlungsstufen</w:t>
       </w:r>
+    </w:p>
+    <w:p>
+      <w:pPr>
+        <w:keepNext/>
+        <w:spacing w:before="0" w:after="0" w:line="220" w:lineRule="exact"/>
+        <w:rPr>
+          <w:sz w:val="22"/>
+          <w:szCs w:val="22"/>
+        </w:rPr>
+      </w:pPr>
     </w:p>
     <w:p>
       <w:r>
@@ -274,10 +538,22 @@
     <w:p>
       <w:pPr>
         <w:pStyle w:val="Heading2"/>
+        <w:keepNext/>
+        <w:spacing w:after="0"/>
       </w:pPr>
       <w:r>
         <w:t>7.3 Überfällige Beträge</w:t>
       </w:r>
+    </w:p>
+    <w:p>
+      <w:pPr>
+        <w:keepNext/>
+        <w:spacing w:before="0" w:after="0" w:line="220" w:lineRule="exact"/>
+        <w:rPr>
+          <w:sz w:val="22"/>
+          <w:szCs w:val="22"/>
+        </w:rPr>
+      </w:pPr>
     </w:p>
     <w:p>
       <w:r>
@@ -287,10 +563,22 @@
     <w:p>
       <w:pPr>
         <w:pStyle w:val="Heading1"/>
+        <w:keepNext/>
+        <w:spacing w:after="0"/>
       </w:pPr>
       <w:r>
         <w:t>8 Transport, Wareneingang und Eigentum</w:t>
       </w:r>
+    </w:p>
+    <w:p>
+      <w:pPr>
+        <w:keepNext/>
+        <w:spacing w:before="0" w:after="0" w:line="220" w:lineRule="exact"/>
+        <w:rPr>
+          <w:sz w:val="22"/>
+          <w:szCs w:val="22"/>
+        </w:rPr>
+      </w:pPr>
     </w:p>
     <w:p>
       <w:r>
@@ -305,6 +593,8 @@
     <w:p>
       <w:pPr>
         <w:pStyle w:val="Heading1"/>
+        <w:keepNext/>
+        <w:spacing w:after="0"/>
       </w:pPr>
       <w:r>
         <w:t>9 Kundendienst und Mängelbearbeitung</w:t>
@@ -312,11 +602,33 @@
     </w:p>
     <w:p>
       <w:pPr>
+        <w:keepNext/>
+        <w:spacing w:before="0" w:after="0" w:line="220" w:lineRule="exact"/>
+        <w:rPr>
+          <w:sz w:val="22"/>
+          <w:szCs w:val="22"/>
+        </w:rPr>
+      </w:pPr>
+    </w:p>
+    <w:p>
+      <w:pPr>
         <w:pStyle w:val="Heading2"/>
+        <w:keepNext/>
+        <w:spacing w:after="0"/>
       </w:pPr>
       <w:r>
         <w:t>9.1 Erstkontakt</w:t>
       </w:r>
+    </w:p>
+    <w:p>
+      <w:pPr>
+        <w:keepNext/>
+        <w:spacing w:before="0" w:after="0" w:line="220" w:lineRule="exact"/>
+        <w:rPr>
+          <w:sz w:val="22"/>
+          <w:szCs w:val="22"/>
+        </w:rPr>
+      </w:pPr>
     </w:p>
     <w:p>
       <w:r>
@@ -326,10 +638,22 @@
     <w:p>
       <w:pPr>
         <w:pStyle w:val="Heading2"/>
+        <w:keepNext/>
+        <w:spacing w:after="0"/>
       </w:pPr>
       <w:r>
         <w:t>9.2 Reparatur</w:t>
       </w:r>
+    </w:p>
+    <w:p>
+      <w:pPr>
+        <w:keepNext/>
+        <w:spacing w:before="0" w:after="0" w:line="220" w:lineRule="exact"/>
+        <w:rPr>
+          <w:sz w:val="22"/>
+          <w:szCs w:val="22"/>
+        </w:rPr>
+      </w:pPr>
     </w:p>
     <w:p>
       <w:r>
@@ -339,10 +663,22 @@
     <w:p>
       <w:pPr>
         <w:pStyle w:val="Heading2"/>
+        <w:keepNext/>
+        <w:spacing w:after="0"/>
       </w:pPr>
       <w:r>
         <w:t>9.3 Servicevergütung und Austauschbestand</w:t>
       </w:r>
+    </w:p>
+    <w:p>
+      <w:pPr>
+        <w:keepNext/>
+        <w:spacing w:before="0" w:after="0" w:line="220" w:lineRule="exact"/>
+        <w:rPr>
+          <w:sz w:val="22"/>
+          <w:szCs w:val="22"/>
+        </w:rPr>
+      </w:pPr>
     </w:p>
     <w:p>
       <w:r>
@@ -352,10 +688,22 @@
     <w:p>
       <w:pPr>
         <w:pStyle w:val="Heading2"/>
+        <w:keepNext/>
+        <w:spacing w:after="0"/>
       </w:pPr>
       <w:r>
         <w:t>9.4 Schulung</w:t>
       </w:r>
+    </w:p>
+    <w:p>
+      <w:pPr>
+        <w:keepNext/>
+        <w:spacing w:before="0" w:after="0" w:line="220" w:lineRule="exact"/>
+        <w:rPr>
+          <w:sz w:val="22"/>
+          <w:szCs w:val="22"/>
+        </w:rPr>
+      </w:pPr>
     </w:p>
     <w:p>
       <w:r>
@@ -365,10 +713,22 @@
     <w:p>
       <w:pPr>
         <w:pStyle w:val="Heading1"/>
+        <w:keepNext/>
+        <w:spacing w:after="0"/>
       </w:pPr>
       <w:r>
         <w:t>10 Kunden- und Verkaufsdaten</w:t>
       </w:r>
+    </w:p>
+    <w:p>
+      <w:pPr>
+        <w:keepNext/>
+        <w:spacing w:before="0" w:after="0" w:line="220" w:lineRule="exact"/>
+        <w:rPr>
+          <w:sz w:val="22"/>
+          <w:szCs w:val="22"/>
+        </w:rPr>
+      </w:pPr>
     </w:p>
     <w:p>
       <w:r>
@@ -383,6 +743,8 @@
     <w:p>
       <w:pPr>
         <w:pStyle w:val="Heading1"/>
+        <w:keepNext/>
+        <w:spacing w:after="0"/>
       </w:pPr>
       <w:r>
         <w:t>11 Dauer und vorzeitige Beendigung</w:t>
@@ -390,11 +752,33 @@
     </w:p>
     <w:p>
       <w:pPr>
+        <w:keepNext/>
+        <w:spacing w:before="0" w:after="0" w:line="220" w:lineRule="exact"/>
+        <w:rPr>
+          <w:sz w:val="22"/>
+          <w:szCs w:val="22"/>
+        </w:rPr>
+      </w:pPr>
+    </w:p>
+    <w:p>
+      <w:pPr>
         <w:pStyle w:val="Heading2"/>
+        <w:keepNext/>
+        <w:spacing w:after="0"/>
       </w:pPr>
       <w:r>
         <w:t>11.1 Laufzeit</w:t>
       </w:r>
+    </w:p>
+    <w:p>
+      <w:pPr>
+        <w:keepNext/>
+        <w:spacing w:before="0" w:after="0" w:line="220" w:lineRule="exact"/>
+        <w:rPr>
+          <w:sz w:val="22"/>
+          <w:szCs w:val="22"/>
+        </w:rPr>
+      </w:pPr>
     </w:p>
     <w:p>
       <w:r>
@@ -404,10 +788,22 @@
     <w:p>
       <w:pPr>
         <w:pStyle w:val="Heading2"/>
+        <w:keepNext/>
+        <w:spacing w:after="0"/>
       </w:pPr>
       <w:r>
         <w:t>11.2 Pflichtverletzung</w:t>
       </w:r>
+    </w:p>
+    <w:p>
+      <w:pPr>
+        <w:keepNext/>
+        <w:spacing w:before="0" w:after="0" w:line="220" w:lineRule="exact"/>
+        <w:rPr>
+          <w:sz w:val="22"/>
+          <w:szCs w:val="22"/>
+        </w:rPr>
+      </w:pPr>
     </w:p>
     <w:p>
       <w:r>
@@ -417,10 +813,22 @@
     <w:p>
       <w:pPr>
         <w:pStyle w:val="Heading2"/>
+        <w:keepNext/>
+        <w:spacing w:after="0"/>
       </w:pPr>
       <w:r>
         <w:t>11.3 Auswirkungen</w:t>
       </w:r>
+    </w:p>
+    <w:p>
+      <w:pPr>
+        <w:keepNext/>
+        <w:spacing w:before="0" w:after="0" w:line="220" w:lineRule="exact"/>
+        <w:rPr>
+          <w:sz w:val="22"/>
+          <w:szCs w:val="22"/>
+        </w:rPr>
+      </w:pPr>
     </w:p>
     <w:p>
       <w:r>
@@ -430,6 +838,8 @@
     <w:p>
       <w:pPr>
         <w:pStyle w:val="Heading1"/>
+        <w:keepNext/>
+        <w:spacing w:after="0"/>
       </w:pPr>
       <w:r>
         <w:t>12 Restbestand und Leihgeräte</w:t>
@@ -437,11 +847,33 @@
     </w:p>
     <w:p>
       <w:pPr>
+        <w:keepNext/>
+        <w:spacing w:before="0" w:after="0" w:line="220" w:lineRule="exact"/>
+        <w:rPr>
+          <w:sz w:val="22"/>
+          <w:szCs w:val="22"/>
+        </w:rPr>
+      </w:pPr>
+    </w:p>
+    <w:p>
+      <w:pPr>
         <w:pStyle w:val="Heading2"/>
+        <w:keepNext/>
+        <w:spacing w:after="0"/>
       </w:pPr>
       <w:r>
         <w:t>12.1 Lagerware</w:t>
       </w:r>
+    </w:p>
+    <w:p>
+      <w:pPr>
+        <w:keepNext/>
+        <w:spacing w:before="0" w:after="0" w:line="220" w:lineRule="exact"/>
+        <w:rPr>
+          <w:sz w:val="22"/>
+          <w:szCs w:val="22"/>
+        </w:rPr>
+      </w:pPr>
     </w:p>
     <w:p>
       <w:r>
@@ -451,10 +883,22 @@
     <w:p>
       <w:pPr>
         <w:pStyle w:val="Heading2"/>
+        <w:keepNext/>
+        <w:spacing w:after="0"/>
       </w:pPr>
       <w:r>
         <w:t>12.2 Freiwillige Rücknahme</w:t>
       </w:r>
+    </w:p>
+    <w:p>
+      <w:pPr>
+        <w:keepNext/>
+        <w:spacing w:before="0" w:after="0" w:line="220" w:lineRule="exact"/>
+        <w:rPr>
+          <w:sz w:val="22"/>
+          <w:szCs w:val="22"/>
+        </w:rPr>
+      </w:pPr>
     </w:p>
     <w:p>
       <w:r>
@@ -464,10 +908,22 @@
     <w:p>
       <w:pPr>
         <w:pStyle w:val="Heading2"/>
+        <w:keepNext/>
+        <w:spacing w:after="0"/>
       </w:pPr>
       <w:r>
         <w:t>12.3 Leihgeräte</w:t>
       </w:r>
+    </w:p>
+    <w:p>
+      <w:pPr>
+        <w:keepNext/>
+        <w:spacing w:before="0" w:after="0" w:line="220" w:lineRule="exact"/>
+        <w:rPr>
+          <w:sz w:val="22"/>
+          <w:szCs w:val="22"/>
+        </w:rPr>
+      </w:pPr>
     </w:p>
     <w:p>
       <w:r>
@@ -477,10 +933,22 @@
     <w:p>
       <w:pPr>
         <w:pStyle w:val="Heading1"/>
+        <w:keepNext/>
+        <w:spacing w:after="0"/>
       </w:pPr>
       <w:r>
         <w:t>13 Haftung und Produkthinweise</w:t>
       </w:r>
+    </w:p>
+    <w:p>
+      <w:pPr>
+        <w:keepNext/>
+        <w:spacing w:before="0" w:after="0" w:line="220" w:lineRule="exact"/>
+        <w:rPr>
+          <w:sz w:val="22"/>
+          <w:szCs w:val="22"/>
+        </w:rPr>
+      </w:pPr>
     </w:p>
     <w:p>
       <w:r>
@@ -495,10 +963,22 @@
     <w:p>
       <w:pPr>
         <w:pStyle w:val="Heading1"/>
+        <w:keepNext/>
+        <w:spacing w:after="0"/>
       </w:pPr>
       <w:r>
         <w:t>14 Vertraulichkeit und Übertragung</w:t>
       </w:r>
+    </w:p>
+    <w:p>
+      <w:pPr>
+        <w:keepNext/>
+        <w:spacing w:before="0" w:after="0" w:line="220" w:lineRule="exact"/>
+        <w:rPr>
+          <w:sz w:val="22"/>
+          <w:szCs w:val="22"/>
+        </w:rPr>
+      </w:pPr>
     </w:p>
     <w:p>
       <w:r>
@@ -508,10 +988,22 @@
     <w:p>
       <w:pPr>
         <w:pStyle w:val="Heading1"/>
+        <w:keepNext/>
+        <w:spacing w:after="0"/>
       </w:pPr>
       <w:r>
         <w:t>15 Recht, Sprache und Gerichtsstand</w:t>
       </w:r>
+    </w:p>
+    <w:p>
+      <w:pPr>
+        <w:keepNext/>
+        <w:spacing w:before="0" w:after="0" w:line="220" w:lineRule="exact"/>
+        <w:rPr>
+          <w:sz w:val="22"/>
+          <w:szCs w:val="22"/>
+        </w:rPr>
+      </w:pPr>
     </w:p>
     <w:p>
       <w:r>
@@ -521,10 +1013,22 @@
     <w:p>
       <w:pPr>
         <w:pStyle w:val="Heading1"/>
+        <w:keepNext/>
+        <w:spacing w:after="0"/>
       </w:pPr>
       <w:r>
         <w:t>16 Abschluss</w:t>
       </w:r>
+    </w:p>
+    <w:p>
+      <w:pPr>
+        <w:keepNext/>
+        <w:spacing w:before="0" w:after="0" w:line="220" w:lineRule="exact"/>
+        <w:rPr>
+          <w:sz w:val="22"/>
+          <w:szCs w:val="22"/>
+        </w:rPr>
+      </w:pPr>
     </w:p>
     <w:p>
       <w:pPr>
@@ -1025,7 +1529,7 @@
     <w:pPr>
       <w:keepNext/>
       <w:keepLines/>
-      <w:spacing w:before="160" w:after="120"/>
+      <w:spacing w:before="160" w:after="0"/>
       <w:outlineLvl w:val="0"/>
     </w:pPr>
     <w:rPr>
@@ -1049,7 +1553,7 @@
     <w:pPr>
       <w:keepNext/>
       <w:keepLines/>
-      <w:spacing w:before="160" w:after="120"/>
+      <w:spacing w:before="160" w:after="0"/>
       <w:outlineLvl w:val="1"/>
     </w:pPr>
     <w:rPr>
